--- a/docs/legal/05b-招商合作协议-商务简版.docx
+++ b/docs/legal/05b-招商合作协议-商务简版.docx
@@ -26,7 +26,7 @@
           <w:color w:val="6B7380"/>
           <w:sz w:val="24"/>
         </w:rPr>
-        <w:t>商务确认稿 · 冠松 01# 研发楼</w:t>
+        <w:t>商务确认稿 v1.1 · 冠松 01# 研发楼</w:t>
       </w:r>
     </w:p>
     <w:p>
@@ -40,7 +40,7 @@
           <w:color w:val="6B7380"/>
           <w:sz w:val="24"/>
         </w:rPr>
-        <w:t>会上用 · 数字勾完即可 · 法务正本见 05 号全稿</w:t>
+        <w:t>先 90 天包干 · 佣金跟中介同一把尺 · 法务正本见 05 号</w:t>
       </w:r>
     </w:p>
     <w:p>
@@ -59,7 +59,7 @@
           <w:b/>
           <w:sz w:val="22"/>
         </w:rPr>
-        <w:t>本文件只确认三件事：合作什么、怎么收费、怎么停。不是顾问咨询，也不是中介居间。乙方替甲方招商，以生效租赁合同（双方盖章，且保证金或首期租金到账）为完成标准。</w:t>
+        <w:t>本文件确认：合作什么、90 天干什么、怎么收费、怎么停。不是顾问咨询。乙方替甲方招商。完成标准是生效租赁合同（双方盖章，且保证金或首期租金到账）。</w:t>
       </w:r>
     </w:p>
     <w:p>
@@ -70,7 +70,7 @@
           <w:color w:val="0F2D52"/>
           <w:sz w:val="28"/>
         </w:rPr>
-        <w:t>一、合作双方与标的</w:t>
+        <w:t>一、双方与标的</w:t>
       </w:r>
     </w:p>
     <w:tbl>
@@ -263,70 +263,7 @@
           <w:color w:val="0F2D52"/>
           <w:sz w:val="28"/>
         </w:rPr>
-        <w:t>二、乙方干什么</w:t>
-      </w:r>
-    </w:p>
-    <w:p>
-      <w:pPr>
-        <w:pStyle w:val="ListBullet"/>
-      </w:pPr>
-      <w:r>
-        <w:rPr>
-          <w:rFonts w:ascii="Calibri" w:hAnsi="Calibri" w:eastAsia="WenQuanYi Micro Hei"/>
-          <w:b w:val="0"/>
-          <w:sz w:val="22"/>
-        </w:rPr>
-        <w:t>建目标库、攻坚、带看、谈判、起草商务条款、盯到盖章和收款</w:t>
-      </w:r>
-    </w:p>
-    <w:p>
-      <w:pPr>
-        <w:pStyle w:val="ListBullet"/>
-      </w:pPr>
-      <w:r>
-        <w:rPr>
-          <w:rFonts w:ascii="Calibri" w:hAnsi="Calibri" w:eastAsia="WenQuanYi Micro Hei"/>
-          <w:b w:val="0"/>
-          <w:sz w:val="22"/>
-        </w:rPr>
-        <w:t>统管中介报备，避免一客多报；周报、月度经营会</w:t>
-      </w:r>
-    </w:p>
-    <w:p>
-      <w:pPr>
-        <w:pStyle w:val="ListBullet"/>
-      </w:pPr>
-      <w:r>
-        <w:rPr>
-          <w:rFonts w:ascii="Calibri" w:hAnsi="Calibri" w:eastAsia="WenQuanYi Micro Hei"/>
-          <w:b w:val="0"/>
-          <w:sz w:val="22"/>
-        </w:rPr>
-        <w:t>项目经理每周现场不少于 3 个工作日</w:t>
-      </w:r>
-    </w:p>
-    <w:p>
-      <w:pPr>
-        <w:ind w:firstLine="420"/>
-      </w:pPr>
-      <w:r>
-        <w:rPr>
-          <w:rFonts w:ascii="Calibri" w:hAnsi="Calibri" w:eastAsia="WenQuanYi Micro Hei"/>
-          <w:b w:val="0"/>
-          <w:sz w:val="22"/>
-        </w:rPr>
-        <w:t>出方案、开会、只给名单，一律不算完成，也不另收咨询费。</w:t>
-      </w:r>
-    </w:p>
-    <w:p>
-      <w:r>
-        <w:rPr>
-          <w:rFonts w:ascii="Calibri" w:hAnsi="Calibri" w:eastAsia="WenQuanYi Micro Hei"/>
-          <w:b/>
-          <w:color w:val="0F2D52"/>
-          <w:sz w:val="28"/>
-        </w:rPr>
-        <w:t>三、招什么（边界，不展开故事）</w:t>
+        <w:t>二、招什么（边界）</w:t>
       </w:r>
     </w:p>
     <w:p>
@@ -365,7 +302,7 @@
           <w:b w:val="0"/>
           <w:sz w:val="22"/>
         </w:rPr>
-        <w:t>公寓 / 人才短租：须先做 C6 合规评估，未经甲方书面同意不得对外承诺</w:t>
+        <w:t>公寓 / 人才短租：须先做 C6 合规评估，未经书面同意不得对外承诺</w:t>
       </w:r>
     </w:p>
     <w:p>
@@ -378,7 +315,7 @@
           <w:b w:val="0"/>
           <w:sz w:val="22"/>
         </w:rPr>
-        <w:t>租赁合同由甲方盖章。乙方不得以甲方名义签约或收款，不得向租户或中介收取回扣，不得口头承诺政府政策。</w:t>
+        <w:t>租赁合同由甲方盖章。乙方不得代签、代收款，不得收回扣，不得口头承诺政府政策。</w:t>
       </w:r>
     </w:p>
     <w:p>
@@ -389,7 +326,7 @@
           <w:color w:val="0F2D52"/>
           <w:sz w:val="28"/>
         </w:rPr>
-        <w:t>四、收费（本协议核心）</w:t>
+        <w:t>三、未来 90 天干什么</w:t>
       </w:r>
     </w:p>
     <w:p>
@@ -402,7 +339,266 @@
           <w:b w:val="0"/>
           <w:sz w:val="22"/>
         </w:rPr>
-        <w:t>金额为建议口径，未税；以第六条确认栏填写为准。增值税另计，乙方开票。</w:t>
+        <w:t>试跑期按下面三张表做。出方案不算完成。</w:t>
+      </w:r>
+    </w:p>
+    <w:tbl>
+      <w:tblPr>
+        <w:tblStyle w:val="LightGrid-Accent1"/>
+        <w:tblW w:type="auto" w:w="0"/>
+        <w:jc w:val="center"/>
+        <w:tblLook w:firstColumn="1" w:firstRow="1" w:lastColumn="0" w:lastRow="0" w:noHBand="0" w:noVBand="1" w:val="04A0"/>
+      </w:tblPr>
+      <w:tblGrid>
+        <w:gridCol w:w="1701"/>
+        <w:gridCol w:w="4649"/>
+        <w:gridCol w:w="2948"/>
+      </w:tblGrid>
+      <w:tr>
+        <w:tc>
+          <w:tcPr>
+            <w:tcW w:type="dxa" w:w="3135"/>
+          </w:tcPr>
+          <w:p>
+            <w:r/>
+            <w:r>
+              <w:rPr>
+                <w:rFonts w:ascii="Calibri" w:hAnsi="Calibri" w:eastAsia="WenQuanYi Micro Hei"/>
+                <w:b/>
+                <w:sz w:val="20"/>
+              </w:rPr>
+              <w:t>时段</w:t>
+            </w:r>
+          </w:p>
+        </w:tc>
+        <w:tc>
+          <w:tcPr>
+            <w:tcW w:type="dxa" w:w="3135"/>
+          </w:tcPr>
+          <w:p>
+            <w:r/>
+            <w:r>
+              <w:rPr>
+                <w:rFonts w:ascii="Calibri" w:hAnsi="Calibri" w:eastAsia="WenQuanYi Micro Hei"/>
+                <w:b/>
+                <w:sz w:val="20"/>
+              </w:rPr>
+              <w:t>动作（吸收已有楼书、种子名单、报价授权）</w:t>
+            </w:r>
+          </w:p>
+        </w:tc>
+        <w:tc>
+          <w:tcPr>
+            <w:tcW w:type="dxa" w:w="3135"/>
+          </w:tcPr>
+          <w:p>
+            <w:r/>
+            <w:r>
+              <w:rPr>
+                <w:rFonts w:ascii="Calibri" w:hAnsi="Calibri" w:eastAsia="WenQuanYi Micro Hei"/>
+                <w:b/>
+                <w:sz w:val="20"/>
+              </w:rPr>
+              <w:t>必须交出来</w:t>
+            </w:r>
+          </w:p>
+        </w:tc>
+      </w:tr>
+      <w:tr>
+        <w:tc>
+          <w:tcPr>
+            <w:tcW w:type="dxa" w:w="3135"/>
+          </w:tcPr>
+          <w:p>
+            <w:r/>
+            <w:r>
+              <w:rPr>
+                <w:rFonts w:ascii="Calibri" w:hAnsi="Calibri" w:eastAsia="WenQuanYi Micro Hei"/>
+                <w:b w:val="0"/>
+                <w:sz w:val="20"/>
+              </w:rPr>
+              <w:t>D1–30 进场</w:t>
+            </w:r>
+          </w:p>
+        </w:tc>
+        <w:tc>
+          <w:tcPr>
+            <w:tcW w:type="dxa" w:w="3135"/>
+          </w:tcPr>
+          <w:p>
+            <w:r/>
+            <w:r>
+              <w:rPr>
+                <w:rFonts w:ascii="Calibri" w:hAnsi="Calibri" w:eastAsia="WenQuanYi Micro Hei"/>
+                <w:b w:val="0"/>
+                <w:sz w:val="20"/>
+              </w:rPr>
+              <w:t>填确认栏；一页楼书（C6/层高/停车/绿建）；看房动线；种子库；中介 2 家 + 首报</w:t>
+            </w:r>
+          </w:p>
+        </w:tc>
+        <w:tc>
+          <w:tcPr>
+            <w:tcW w:type="dxa" w:w="3135"/>
+          </w:tcPr>
+          <w:p>
+            <w:r/>
+            <w:r>
+              <w:rPr>
+                <w:rFonts w:ascii="Calibri" w:hAnsi="Calibri" w:eastAsia="WenQuanYi Micro Hei"/>
+                <w:b w:val="0"/>
+                <w:sz w:val="20"/>
+              </w:rPr>
+              <w:t>库 ≥ 150 家；第一份周报；绿区报价单</w:t>
+            </w:r>
+          </w:p>
+        </w:tc>
+      </w:tr>
+      <w:tr>
+        <w:tc>
+          <w:tcPr>
+            <w:tcW w:type="dxa" w:w="3135"/>
+          </w:tcPr>
+          <w:p>
+            <w:r/>
+            <w:r>
+              <w:rPr>
+                <w:rFonts w:ascii="Calibri" w:hAnsi="Calibri" w:eastAsia="WenQuanYi Micro Hei"/>
+                <w:b w:val="0"/>
+                <w:sz w:val="20"/>
+              </w:rPr>
+              <w:t>D31–60 见客</w:t>
+            </w:r>
+          </w:p>
+        </w:tc>
+        <w:tc>
+          <w:tcPr>
+            <w:tcW w:type="dxa" w:w="3135"/>
+          </w:tcPr>
+          <w:p>
+            <w:r/>
+            <w:r>
+              <w:rPr>
+                <w:rFonts w:ascii="Calibri" w:hAnsi="Calibri" w:eastAsia="WenQuanYi Micro Hei"/>
+                <w:b w:val="0"/>
+                <w:sz w:val="20"/>
+              </w:rPr>
+              <w:t>深接触；带看 + 48h 纪要；15 人闭门 1 场；投促办备案（不承诺政策）</w:t>
+            </w:r>
+          </w:p>
+        </w:tc>
+        <w:tc>
+          <w:tcPr>
+            <w:tcW w:type="dxa" w:w="3135"/>
+          </w:tcPr>
+          <w:p>
+            <w:r/>
+            <w:r>
+              <w:rPr>
+                <w:rFonts w:ascii="Calibri" w:hAnsi="Calibri" w:eastAsia="WenQuanYi Micro Hei"/>
+                <w:b w:val="0"/>
+                <w:sz w:val="20"/>
+              </w:rPr>
+              <w:t>深接触 ≥ 8；带看 ≥ 5</w:t>
+            </w:r>
+          </w:p>
+        </w:tc>
+      </w:tr>
+      <w:tr>
+        <w:tc>
+          <w:tcPr>
+            <w:tcW w:type="dxa" w:w="3135"/>
+          </w:tcPr>
+          <w:p>
+            <w:r/>
+            <w:r>
+              <w:rPr>
+                <w:rFonts w:ascii="Calibri" w:hAnsi="Calibri" w:eastAsia="WenQuanYi Micro Hei"/>
+                <w:b w:val="0"/>
+                <w:sz w:val="20"/>
+              </w:rPr>
+              <w:t>D61–90 收口</w:t>
+            </w:r>
+          </w:p>
+        </w:tc>
+        <w:tc>
+          <w:tcPr>
+            <w:tcW w:type="dxa" w:w="3135"/>
+          </w:tcPr>
+          <w:p>
+            <w:r/>
+            <w:r>
+              <w:rPr>
+                <w:rFonts w:ascii="Calibri" w:hAnsi="Calibri" w:eastAsia="WenQuanYi Micro Hei"/>
+                <w:b w:val="0"/>
+                <w:sz w:val="20"/>
+              </w:rPr>
+              <w:t>意向写成书面；黄区 48h 请示；第 90 天董事长漏斗会；档案可移交</w:t>
+            </w:r>
+          </w:p>
+        </w:tc>
+        <w:tc>
+          <w:tcPr>
+            <w:tcW w:type="dxa" w:w="3135"/>
+          </w:tcPr>
+          <w:p>
+            <w:r/>
+            <w:r>
+              <w:rPr>
+                <w:rFonts w:ascii="Calibri" w:hAnsi="Calibri" w:eastAsia="WenQuanYi Micro Hei"/>
+                <w:b w:val="0"/>
+                <w:sz w:val="20"/>
+              </w:rPr>
+              <w:t>有效书面意向 ≥ 3 份</w:t>
+            </w:r>
+          </w:p>
+        </w:tc>
+      </w:tr>
+    </w:tbl>
+    <w:p>
+      <w:r>
+        <w:rPr>
+          <w:rFonts w:ascii="Calibri" w:hAnsi="Calibri" w:eastAsia="WenQuanYi Micro Hei"/>
+          <w:b w:val="0"/>
+          <w:sz w:val="22"/>
+        </w:rPr>
+      </w:r>
+    </w:p>
+    <w:p>
+      <w:pPr>
+        <w:ind w:firstLine="420"/>
+      </w:pPr>
+      <w:r>
+        <w:rPr>
+          <w:rFonts w:ascii="Calibri" w:hAnsi="Calibri" w:eastAsia="WenQuanYi Micro Hei"/>
+          <w:b w:val="0"/>
+          <w:sz w:val="22"/>
+        </w:rPr>
+        <w:t>冲刺项（有更好，没有也能复盘）：累计意向面积 ≥ 1,500 ㎡，或 1 份锚定 Term Sheet。达不到上表「必须」，建议不转正。</w:t>
+      </w:r>
+    </w:p>
+    <w:p>
+      <w:r>
+        <w:rPr>
+          <w:rFonts w:ascii="Calibri" w:hAnsi="Calibri" w:eastAsia="WenQuanYi Micro Hei"/>
+          <w:b/>
+          <w:color w:val="0F2D52"/>
+          <w:sz w:val="28"/>
+        </w:rPr>
+        <w:t>四、收费（已对齐，避免顾问费叠满佣）</w:t>
+      </w:r>
+    </w:p>
+    <w:p>
+      <w:pPr>
+        <w:ind w:firstLine="420"/>
+      </w:pPr>
+      <w:r>
+        <w:rPr>
+          <w:rFonts w:ascii="Calibri" w:hAnsi="Calibri" w:eastAsia="WenQuanYi Micro Hei"/>
+          <w:b w:val="0"/>
+          <w:sz w:val="22"/>
+        </w:rPr>
+        <w:t>上一版启动 15 万 + 月度 8 万 + 首年租金 8%，叠在一起偏高。现改为：试跑只付包干；成交按上海商办习惯付「首月租金」；中介单业主只付一套佣金。未税，增值税另计。以第六条确认栏为准。</w:t>
       </w:r>
     </w:p>
     <w:tbl>
@@ -414,9 +610,9 @@
       </w:tblPr>
       <w:tblGrid>
         <w:gridCol w:w="1814"/>
-        <w:gridCol w:w="2041"/>
-        <w:gridCol w:w="2608"/>
-        <w:gridCol w:w="2835"/>
+        <w:gridCol w:w="2154"/>
+        <w:gridCol w:w="2381"/>
+        <w:gridCol w:w="2948"/>
       </w:tblGrid>
       <w:tr>
         <w:tc>
@@ -479,7 +675,7 @@
                 <w:b/>
                 <w:sz w:val="20"/>
               </w:rPr>
-              <w:t>备注</w:t>
+              <w:t>说明</w:t>
             </w:r>
           </w:p>
         </w:tc>
@@ -497,7 +693,7 @@
                 <w:b w:val="0"/>
                 <w:sz w:val="20"/>
               </w:rPr>
-              <w:t>启动费</w:t>
+              <w:t>90 天包干</w:t>
             </w:r>
           </w:p>
         </w:tc>
@@ -513,7 +709,7 @@
                 <w:b w:val="0"/>
                 <w:sz w:val="20"/>
               </w:rPr>
-              <w:t>15 万元一次性</w:t>
+              <w:t>8 万元一次性</w:t>
             </w:r>
           </w:p>
         </w:tc>
@@ -545,7 +741,7 @@
                 <w:b w:val="0"/>
                 <w:sz w:val="20"/>
               </w:rPr>
-              <w:t>覆盖进场材料；全额抵扣后续成功佣金，不退</w:t>
+              <w:t>含人、材料、带看；试跑期不另收月度；可抵扣后续成功佣金，不退</w:t>
             </w:r>
           </w:p>
         </w:tc>
@@ -563,7 +759,7 @@
                 <w:b w:val="0"/>
                 <w:sz w:val="20"/>
               </w:rPr>
-              <w:t>月度操盘费</w:t>
+              <w:t>成功佣金 · 自拓</w:t>
             </w:r>
           </w:p>
         </w:tc>
@@ -579,7 +775,7 @@
                 <w:b w:val="0"/>
                 <w:sz w:val="20"/>
               </w:rPr>
-              <w:t>8 万元 / 月</w:t>
+              <w:t>首月不含税净租金 × 100%</w:t>
             </w:r>
           </w:p>
         </w:tc>
@@ -595,7 +791,7 @@
                 <w:b w:val="0"/>
                 <w:sz w:val="20"/>
               </w:rPr>
-              <w:t>每月 5 日前付当月</w:t>
+              <w:t>合同生效且保证金或首期租金到账后 15 个工作日</w:t>
             </w:r>
           </w:p>
         </w:tc>
@@ -611,7 +807,7 @@
                 <w:b w:val="0"/>
                 <w:sz w:val="20"/>
               </w:rPr>
-              <w:t>含 3–4 人核心组；不含中介佣金、活动硬成本、样板间工程</w:t>
+              <w:t>与 02 号中介协议同一把尺；没签成不抽</w:t>
             </w:r>
           </w:p>
         </w:tc>
@@ -629,7 +825,7 @@
                 <w:b w:val="0"/>
                 <w:sz w:val="20"/>
               </w:rPr>
-              <w:t>成功佣金 · 常规</w:t>
+              <w:t>成功佣金 · 锚定</w:t>
             </w:r>
           </w:p>
         </w:tc>
@@ -645,73 +841,7 @@
                 <w:b w:val="0"/>
                 <w:sz w:val="20"/>
               </w:rPr>
-              <w:t>首年租金基数 × 8%</w:t>
-            </w:r>
-          </w:p>
-        </w:tc>
-        <w:tc>
-          <w:tcPr>
-            <w:tcW w:type="dxa" w:w="2351"/>
-          </w:tcPr>
-          <w:p>
-            <w:r/>
-            <w:r>
-              <w:rPr>
-                <w:rFonts w:ascii="Calibri" w:hAnsi="Calibri" w:eastAsia="WenQuanYi Micro Hei"/>
-                <w:b w:val="0"/>
-                <w:sz w:val="20"/>
-              </w:rPr>
-              <w:t>合同生效且收到保证金或首期租金后 15 个工作日</w:t>
-            </w:r>
-          </w:p>
-        </w:tc>
-        <w:tc>
-          <w:tcPr>
-            <w:tcW w:type="dxa" w:w="2351"/>
-          </w:tcPr>
-          <w:p>
-            <w:r/>
-            <w:r>
-              <w:rPr>
-                <w:rFonts w:ascii="Calibri" w:hAnsi="Calibri" w:eastAsia="WenQuanYi Micro Hei"/>
-                <w:b w:val="0"/>
-                <w:sz w:val="20"/>
-              </w:rPr>
-              <w:t>基数不含税、不含物业、扣免租；没签成不抽</w:t>
-            </w:r>
-          </w:p>
-        </w:tc>
-      </w:tr>
-      <w:tr>
-        <w:tc>
-          <w:tcPr>
-            <w:tcW w:type="dxa" w:w="2351"/>
-          </w:tcPr>
-          <w:p>
-            <w:r/>
-            <w:r>
-              <w:rPr>
-                <w:rFonts w:ascii="Calibri" w:hAnsi="Calibri" w:eastAsia="WenQuanYi Micro Hei"/>
-                <w:b w:val="0"/>
-                <w:sz w:val="20"/>
-              </w:rPr>
-              <w:t>成功佣金 · 链主/锚定</w:t>
-            </w:r>
-          </w:p>
-        </w:tc>
-        <w:tc>
-          <w:tcPr>
-            <w:tcW w:type="dxa" w:w="2351"/>
-          </w:tcPr>
-          <w:p>
-            <w:r/>
-            <w:r>
-              <w:rPr>
-                <w:rFonts w:ascii="Calibri" w:hAnsi="Calibri" w:eastAsia="WenQuanYi Micro Hei"/>
-                <w:b w:val="0"/>
-                <w:sz w:val="20"/>
-              </w:rPr>
-              <w:t>首年租金基数 × 12%</w:t>
+              <w:t>首月不含税净租金 × 150%</w:t>
             </w:r>
           </w:p>
         </w:tc>
@@ -743,7 +873,139 @@
                 <w:b w:val="0"/>
                 <w:sz w:val="20"/>
               </w:rPr>
-              <w:t>单户 ≥ 1,500 ㎡ 或整层或书面确认的甲档</w:t>
+              <w:t>单户 ≥ 1,500 ㎡ 或整层，或书面确认的链主</w:t>
+            </w:r>
+          </w:p>
+        </w:tc>
+      </w:tr>
+      <w:tr>
+        <w:tc>
+          <w:tcPr>
+            <w:tcW w:type="dxa" w:w="2351"/>
+          </w:tcPr>
+          <w:p>
+            <w:r/>
+            <w:r>
+              <w:rPr>
+                <w:rFonts w:ascii="Calibri" w:hAnsi="Calibri" w:eastAsia="WenQuanYi Micro Hei"/>
+                <w:b w:val="0"/>
+                <w:sz w:val="20"/>
+              </w:rPr>
+              <w:t>中介成交</w:t>
+            </w:r>
+          </w:p>
+        </w:tc>
+        <w:tc>
+          <w:tcPr>
+            <w:tcW w:type="dxa" w:w="2351"/>
+          </w:tcPr>
+          <w:p>
+            <w:r/>
+            <w:r>
+              <w:rPr>
+                <w:rFonts w:ascii="Calibri" w:hAnsi="Calibri" w:eastAsia="WenQuanYi Micro Hei"/>
+                <w:b w:val="0"/>
+                <w:sz w:val="20"/>
+              </w:rPr>
+              <w:t>业主合计不超过上表该档</w:t>
+            </w:r>
+          </w:p>
+        </w:tc>
+        <w:tc>
+          <w:tcPr>
+            <w:tcW w:type="dxa" w:w="2351"/>
+          </w:tcPr>
+          <w:p>
+            <w:r/>
+            <w:r>
+              <w:rPr>
+                <w:rFonts w:ascii="Calibri" w:hAnsi="Calibri" w:eastAsia="WenQuanYi Micro Hei"/>
+                <w:b w:val="0"/>
+                <w:sz w:val="20"/>
+              </w:rPr>
+              <w:t>与中介居间协议同期结算</w:t>
+            </w:r>
+          </w:p>
+        </w:tc>
+        <w:tc>
+          <w:tcPr>
+            <w:tcW w:type="dxa" w:w="2351"/>
+          </w:tcPr>
+          <w:p>
+            <w:r/>
+            <w:r>
+              <w:rPr>
+                <w:rFonts w:ascii="Calibri" w:hAnsi="Calibri" w:eastAsia="WenQuanYi Micro Hei"/>
+                <w:b w:val="0"/>
+                <w:sz w:val="20"/>
+              </w:rPr>
+              <w:t>中介约 70% + 乙方约 30%；不再另付乙方半份满佣</w:t>
+            </w:r>
+          </w:p>
+        </w:tc>
+      </w:tr>
+      <w:tr>
+        <w:tc>
+          <w:tcPr>
+            <w:tcW w:type="dxa" w:w="2351"/>
+          </w:tcPr>
+          <w:p>
+            <w:r/>
+            <w:r>
+              <w:rPr>
+                <w:rFonts w:ascii="Calibri" w:hAnsi="Calibri" w:eastAsia="WenQuanYi Micro Hei"/>
+                <w:b w:val="0"/>
+                <w:sz w:val="20"/>
+              </w:rPr>
+              <w:t>转正后月度</w:t>
+            </w:r>
+          </w:p>
+        </w:tc>
+        <w:tc>
+          <w:tcPr>
+            <w:tcW w:type="dxa" w:w="2351"/>
+          </w:tcPr>
+          <w:p>
+            <w:r/>
+            <w:r>
+              <w:rPr>
+                <w:rFonts w:ascii="Calibri" w:hAnsi="Calibri" w:eastAsia="WenQuanYi Micro Hei"/>
+                <w:b w:val="0"/>
+                <w:sz w:val="20"/>
+              </w:rPr>
+              <w:t>4 万元 / 月</w:t>
+            </w:r>
+          </w:p>
+        </w:tc>
+        <w:tc>
+          <w:tcPr>
+            <w:tcW w:type="dxa" w:w="2351"/>
+          </w:tcPr>
+          <w:p>
+            <w:r/>
+            <w:r>
+              <w:rPr>
+                <w:rFonts w:ascii="Calibri" w:hAnsi="Calibri" w:eastAsia="WenQuanYi Micro Hei"/>
+                <w:b w:val="0"/>
+                <w:sz w:val="20"/>
+              </w:rPr>
+              <w:t>第 91 天起，每月 5 日前</w:t>
+            </w:r>
+          </w:p>
+        </w:tc>
+        <w:tc>
+          <w:tcPr>
+            <w:tcW w:type="dxa" w:w="2351"/>
+          </w:tcPr>
+          <w:p>
+            <w:r/>
+            <w:r>
+              <w:rPr>
+                <w:rFonts w:ascii="Calibri" w:hAnsi="Calibri" w:eastAsia="WenQuanYi Micro Hei"/>
+                <w:b w:val="0"/>
+                <w:sz w:val="20"/>
+              </w:rPr>
+              <w:t>当月若产生成功佣金，月度从该笔佣金抵扣</w:t>
             </w:r>
           </w:p>
         </w:tc>
@@ -760,7 +1022,7 @@
     </w:p>
     <w:p>
       <w:pPr>
-        <w:ind w:firstLine="420"/>
+        <w:pStyle w:val="ListBullet"/>
       </w:pPr>
       <w:r>
         <w:rPr>
@@ -768,7 +1030,7 @@
           <w:b w:val="0"/>
           <w:sz w:val="22"/>
         </w:rPr>
-        <w:t>其他计费规则：</w:t>
+        <w:t>甲方自有客户未经报备成交：不付成功佣金；试跑期也不退包干。</w:t>
       </w:r>
     </w:p>
     <w:p>
@@ -781,7 +1043,7 @@
           <w:b w:val="0"/>
           <w:sz w:val="22"/>
         </w:rPr>
-        <w:t>中介佣金由甲方按居间协议另付，乙方不截留。经乙方报备成交的中介单，乙另取成功佣金的 50%。</w:t>
+        <w:t>因招商质量问题起租 12 个月内退租：按未履行月数比例退还该笔佣金。甲方违约或房屋瑕疵导致的不退。</w:t>
       </w:r>
     </w:p>
     <w:p>
@@ -794,20 +1056,7 @@
           <w:b w:val="0"/>
           <w:sz w:val="22"/>
         </w:rPr>
-        <w:t>甲方自有客户未经报备成交：不付成功佣金，月度费照付。</w:t>
-      </w:r>
-    </w:p>
-    <w:p>
-      <w:pPr>
-        <w:pStyle w:val="ListBullet"/>
-      </w:pPr>
-      <w:r>
-        <w:rPr>
-          <w:rFonts w:ascii="Calibri" w:hAnsi="Calibri" w:eastAsia="WenQuanYi Micro Hei"/>
-          <w:b w:val="0"/>
-          <w:sz w:val="22"/>
-        </w:rPr>
-        <w:t>承租人起租 12 个月内因招商质量问题退租：按未履行租期占首年比例退还该笔佣金。甲方违约或房屋瑕疵导致的退租不退佣。</w:t>
+        <w:t>包干不含：中介居间费（已含在「一套佣金」里）、闭门会茶歇、样板间工程、政府文件税费。</w:t>
       </w:r>
     </w:p>
     <w:p>
@@ -820,7 +1069,7 @@
           <w:b w:val="0"/>
           <w:sz w:val="22"/>
         </w:rPr>
-        <w:t>对照：4,000 ㎡ 空一年，按 6.5 元/㎡·天约少收 949 万。付给乙方大约：月度 96 万 + 成功佣金约 57 万 ≈ 153 万（启动费抵扣进佣金）。</w:t>
+        <w:t>对照：试跑 90 天若无成交，业主现金支出 8 万（旧口径约 39 万）。4,000 ㎡ 空一年按 6.5 元/㎡·天约少收 949 万。</w:t>
       </w:r>
     </w:p>
     <w:p>
@@ -831,7 +1080,7 @@
           <w:color w:val="0F2D52"/>
           <w:sz w:val="28"/>
         </w:rPr>
-        <w:t>五、两种签法（会上勾一项）</w:t>
+        <w:t>五、签法（会上勾一项，默认建议 B）</w:t>
       </w:r>
     </w:p>
     <w:tbl>
@@ -842,7 +1091,7 @@
         <w:tblLook w:firstColumn="1" w:firstRow="1" w:lastColumn="0" w:lastRow="0" w:noHBand="0" w:noVBand="1" w:val="04A0"/>
       </w:tblPr>
       <w:tblGrid>
-        <w:gridCol w:w="1247"/>
+        <w:gridCol w:w="1361"/>
         <w:gridCol w:w="3969"/>
         <w:gridCol w:w="3969"/>
       </w:tblGrid>
@@ -874,7 +1123,7 @@
                 <w:b/>
                 <w:sz w:val="20"/>
               </w:rPr>
-              <w:t>方案 A · 推荐</w:t>
+              <w:t>方案 B · 先 90 天（建议）</w:t>
             </w:r>
           </w:p>
         </w:tc>
@@ -890,7 +1139,7 @@
                 <w:b/>
                 <w:sz w:val="20"/>
               </w:rPr>
-              <w:t>方案 B · 先试</w:t>
+              <w:t>方案 A · 12 个月独家</w:t>
             </w:r>
           </w:p>
         </w:tc>
@@ -908,7 +1157,7 @@
                 <w:b w:val="0"/>
                 <w:sz w:val="20"/>
               </w:rPr>
-              <w:t>期限</w:t>
+              <w:t>适合</w:t>
             </w:r>
           </w:p>
         </w:tc>
@@ -924,7 +1173,7 @@
                 <w:b w:val="0"/>
                 <w:sz w:val="20"/>
               </w:rPr>
-              <w:t>12 个月独家</w:t>
+              <w:t>先看人干活再锁</w:t>
             </w:r>
           </w:p>
         </w:tc>
@@ -940,7 +1189,7 @@
                 <w:b w:val="0"/>
                 <w:sz w:val="20"/>
               </w:rPr>
-              <w:t>先 90 天，再书面转为 12 个月独家</w:t>
+              <w:t>已决心排他把楼租出去</w:t>
             </w:r>
           </w:p>
         </w:tc>
@@ -958,7 +1207,7 @@
                 <w:b w:val="0"/>
                 <w:sz w:val="20"/>
               </w:rPr>
-              <w:t>收费</w:t>
+              <w:t>试跑期收费</w:t>
             </w:r>
           </w:p>
         </w:tc>
@@ -974,7 +1223,7 @@
                 <w:b w:val="0"/>
                 <w:sz w:val="20"/>
               </w:rPr>
-              <w:t>第四条全部适用</w:t>
+              <w:t>只付 8 万包干 + 成交才付佣金</w:t>
             </w:r>
           </w:p>
         </w:tc>
@@ -990,7 +1239,7 @@
                 <w:b w:val="0"/>
                 <w:sz w:val="20"/>
               </w:rPr>
-              <w:t>第四条全部适用，数字不减</w:t>
+              <w:t>8 万包干记作前 90 天费用，第 91 天起月度 4 万</w:t>
             </w:r>
           </w:p>
         </w:tc>
@@ -1024,7 +1273,7 @@
                 <w:b w:val="0"/>
                 <w:sz w:val="20"/>
               </w:rPr>
-              <w:t>满 6 个月若无 1 份锚定 Term Sheet、且有效意向不足 2,000 ㎡，甲方可终止，之后月度费停；启动费不退</w:t>
+              <w:t>第 90 天复盘，可转正 / 再试 / 停；已发生佣金照付</w:t>
             </w:r>
           </w:p>
         </w:tc>
@@ -1040,7 +1289,7 @@
                 <w:b w:val="0"/>
                 <w:sz w:val="20"/>
               </w:rPr>
-              <w:t>90 天到期甲方可不再转正，之后月度费停；已发生成功佣金照付</w:t>
+              <w:t>满 6 个月无锚定 TS 且意向不足 2,000 ㎡，可停月度</w:t>
             </w:r>
           </w:p>
         </w:tc>
@@ -1058,7 +1307,7 @@
                 <w:b w:val="0"/>
                 <w:sz w:val="20"/>
               </w:rPr>
-              <w:t>适合</w:t>
+              <w:t>转正后</w:t>
             </w:r>
           </w:p>
         </w:tc>
@@ -1074,7 +1323,7 @@
                 <w:b w:val="0"/>
                 <w:sz w:val="20"/>
               </w:rPr>
-              <w:t>决心把楼租出去，要排他</w:t>
+              <w:t>书面确认后进入 12 个月独家 + 月度 4 万</w:t>
             </w:r>
           </w:p>
         </w:tc>
@@ -1090,7 +1339,7 @@
                 <w:b w:val="0"/>
                 <w:sz w:val="20"/>
               </w:rPr>
-              <w:t>还想先看人干活再锁独家</w:t>
+              <w:t>进场即独家</w:t>
             </w:r>
           </w:p>
         </w:tc>
@@ -1115,7 +1364,7 @@
           <w:b w:val="0"/>
           <w:sz w:val="22"/>
         </w:rPr>
-        <w:t>无论勾哪一项：租赁合同始终由甲方盖章。报价绿区（租金 ≥ 6.5 元/㎡·天、免租 ≤ 9 个月、装补 ≤ 600 元/㎡）乙方可直接报；黄区 48 小时内甲方书面批复，逾期未批视为不同意；触及底线须董事长批。</w:t>
+        <w:t>绿区（可直接报）：租金 ≥ 6.5 元/㎡·天，免租 ≤ 9 个月，装补 ≤ 600 元/㎡。黄区 48 小时书面批复，逾期未批视为不同意。底线须董事长批。</w:t>
       </w:r>
     </w:p>
     <w:p>
@@ -1169,7 +1418,7 @@
                 <w:b w:val="0"/>
                 <w:sz w:val="22"/>
               </w:rPr>
-              <w:t>□ 方案 A（12 个月独家）    □ 方案 B（先 90 天）</w:t>
+              <w:t>□ 方案 B（先 90 天，建议）    □ 方案 A（12 个月独家）</w:t>
             </w:r>
           </w:p>
         </w:tc>
@@ -1187,7 +1436,7 @@
                 <w:b/>
                 <w:sz w:val="22"/>
               </w:rPr>
-              <w:t>启动费（未税）</w:t>
+              <w:t>90 天包干（未税）</w:t>
             </w:r>
           </w:p>
         </w:tc>
@@ -1203,7 +1452,7 @@
                 <w:b w:val="0"/>
                 <w:sz w:val="22"/>
               </w:rPr>
-              <w:t>人民币 __________ 万元（建议 15）</w:t>
+              <w:t>人民币 __________ 万元（建议 8）</w:t>
             </w:r>
           </w:p>
         </w:tc>
@@ -1221,7 +1470,7 @@
                 <w:b/>
                 <w:sz w:val="22"/>
               </w:rPr>
-              <w:t>月度操盘费（未税）</w:t>
+              <w:t>转正后月度（未税）</w:t>
             </w:r>
           </w:p>
         </w:tc>
@@ -1237,7 +1486,7 @@
                 <w:b w:val="0"/>
                 <w:sz w:val="22"/>
               </w:rPr>
-              <w:t>人民币 __________ 万元/月（建议 8）</w:t>
+              <w:t>人民币 __________ 万元/月（建议 4；当月佣金抵扣）</w:t>
             </w:r>
           </w:p>
         </w:tc>
@@ -1255,7 +1504,7 @@
                 <w:b/>
                 <w:sz w:val="22"/>
               </w:rPr>
-              <w:t>常规成功佣金</w:t>
+              <w:t>自拓成功佣金</w:t>
             </w:r>
           </w:p>
         </w:tc>
@@ -1271,7 +1520,7 @@
                 <w:b w:val="0"/>
                 <w:sz w:val="22"/>
               </w:rPr>
-              <w:t>首年租金基数 × ______ %（建议 8）</w:t>
+              <w:t>首月不含税净租金 × ______ %（建议 100）</w:t>
             </w:r>
           </w:p>
         </w:tc>
@@ -1289,7 +1538,7 @@
                 <w:b/>
                 <w:sz w:val="22"/>
               </w:rPr>
-              <w:t>链主/锚定成功佣金</w:t>
+              <w:t>锚定成功佣金</w:t>
             </w:r>
           </w:p>
         </w:tc>
@@ -1305,7 +1554,41 @@
                 <w:b w:val="0"/>
                 <w:sz w:val="22"/>
               </w:rPr>
-              <w:t>首年租金基数 × ______ %（建议 12）</w:t>
+              <w:t>首月不含税净租金 × ______ %（建议 150）</w:t>
+            </w:r>
+          </w:p>
+        </w:tc>
+      </w:tr>
+      <w:tr>
+        <w:tc>
+          <w:tcPr>
+            <w:tcW w:type="dxa" w:w="4703"/>
+          </w:tcPr>
+          <w:p>
+            <w:r/>
+            <w:r>
+              <w:rPr>
+                <w:rFonts w:ascii="Calibri" w:hAnsi="Calibri" w:eastAsia="WenQuanYi Micro Hei"/>
+                <w:b/>
+                <w:sz w:val="22"/>
+              </w:rPr>
+              <w:t>中介成交业主总额</w:t>
+            </w:r>
+          </w:p>
+        </w:tc>
+        <w:tc>
+          <w:tcPr>
+            <w:tcW w:type="dxa" w:w="4703"/>
+          </w:tcPr>
+          <w:p>
+            <w:r/>
+            <w:r>
+              <w:rPr>
+                <w:rFonts w:ascii="Calibri" w:hAnsi="Calibri" w:eastAsia="WenQuanYi Micro Hei"/>
+                <w:b w:val="0"/>
+                <w:sz w:val="22"/>
+              </w:rPr>
+              <w:t>□ 不超过该档，中介与乙方内部分成</w:t>
             </w:r>
           </w:p>
         </w:tc>
@@ -1480,6 +1763,40 @@
           </w:p>
         </w:tc>
       </w:tr>
+      <w:tr>
+        <w:tc>
+          <w:tcPr>
+            <w:tcW w:type="dxa" w:w="4703"/>
+          </w:tcPr>
+          <w:p>
+            <w:r/>
+            <w:r>
+              <w:rPr>
+                <w:rFonts w:ascii="Calibri" w:hAnsi="Calibri" w:eastAsia="WenQuanYi Micro Hei"/>
+                <w:b/>
+                <w:sz w:val="22"/>
+              </w:rPr>
+              <w:t>90 天必须项</w:t>
+            </w:r>
+          </w:p>
+        </w:tc>
+        <w:tc>
+          <w:tcPr>
+            <w:tcW w:type="dxa" w:w="4703"/>
+          </w:tcPr>
+          <w:p>
+            <w:r/>
+            <w:r>
+              <w:rPr>
+                <w:rFonts w:ascii="Calibri" w:hAnsi="Calibri" w:eastAsia="WenQuanYi Micro Hei"/>
+                <w:b w:val="0"/>
+                <w:sz w:val="22"/>
+              </w:rPr>
+              <w:t>□ 同意第三节表格，达不到可不转正</w:t>
+            </w:r>
+          </w:p>
+        </w:tc>
+      </w:tr>
     </w:tbl>
     <w:p>
       <w:r>
@@ -1500,7 +1817,7 @@
           <w:b w:val="0"/>
           <w:sz w:val="22"/>
         </w:rPr>
-        <w:t>本确认栏填写并盖章后，收费与签法以本栏为准。正式权利义务以随后签署的《招商服务委托协议》全稿为准，全稿不得改变本栏已确认的收费结构。</w:t>
+        <w:t>确认栏盖章后，收费与签法以本栏为准。正式权利义务随后出《招商服务委托协议》全稿，全稿不得改变本栏已确认的收费结构。</w:t>
       </w:r>
     </w:p>
     <w:p/>

--- a/docs/legal/05b-招商合作协议-商务简版.docx
+++ b/docs/legal/05b-招商合作协议-商务简版.docx
@@ -26,7 +26,7 @@
           <w:color w:val="6B7380"/>
           <w:sz w:val="24"/>
         </w:rPr>
-        <w:t>商务确认稿 v1.1 · 冠松 01# 研发楼</w:t>
+        <w:t>商务确认稿 v1.2 · 冠松 01# 研发楼</w:t>
       </w:r>
     </w:p>
     <w:p>
@@ -40,7 +40,7 @@
           <w:color w:val="6B7380"/>
           <w:sz w:val="24"/>
         </w:rPr>
-        <w:t>先 90 天包干 · 佣金跟中介同一把尺 · 法务正本见 05 号</w:t>
+        <w:t>启动 15 万 + 月度 8 万 + 首年租金 8% · 四条柔化 · 法务正本见 05 号</w:t>
       </w:r>
     </w:p>
     <w:p>
@@ -585,7 +585,7 @@
           <w:color w:val="0F2D52"/>
           <w:sz w:val="28"/>
         </w:rPr>
-        <w:t>四、收费（已对齐，避免顾问费叠满佣）</w:t>
+        <w:t>四、收费（原口径三笔账 · 四条柔化）</w:t>
       </w:r>
     </w:p>
     <w:p>
@@ -598,7 +598,7 @@
           <w:b w:val="0"/>
           <w:sz w:val="22"/>
         </w:rPr>
-        <w:t>上一版启动 15 万 + 月度 8 万 + 首年租金 8%，叠在一起偏高。现改为：试跑只付包干；成交按上海商办习惯付「首月租金」；中介单业主只付一套佣金。未税，增值税另计。以第六条确认栏为准。</w:t>
+        <w:t>方向不变：启动费 15 万元 + 月度 8 万元 + 首年租金 8%。未税，增值税另计。以第六条确认栏为准。</w:t>
       </w:r>
     </w:p>
     <w:tbl>
@@ -610,9 +610,9 @@
       </w:tblPr>
       <w:tblGrid>
         <w:gridCol w:w="1814"/>
-        <w:gridCol w:w="2154"/>
-        <w:gridCol w:w="2381"/>
-        <w:gridCol w:w="2948"/>
+        <w:gridCol w:w="1928"/>
+        <w:gridCol w:w="2494"/>
+        <w:gridCol w:w="3061"/>
       </w:tblGrid>
       <w:tr>
         <w:tc>
@@ -643,7 +643,7 @@
                 <w:b/>
                 <w:sz w:val="20"/>
               </w:rPr>
-              <w:t>建议数</w:t>
+              <w:t>数字</w:t>
             </w:r>
           </w:p>
         </w:tc>
@@ -675,7 +675,7 @@
                 <w:b/>
                 <w:sz w:val="20"/>
               </w:rPr>
-              <w:t>说明</w:t>
+              <w:t>柔化</w:t>
             </w:r>
           </w:p>
         </w:tc>
@@ -693,7 +693,7 @@
                 <w:b w:val="0"/>
                 <w:sz w:val="20"/>
               </w:rPr>
-              <w:t>90 天包干</w:t>
+              <w:t>启动费</w:t>
             </w:r>
           </w:p>
         </w:tc>
@@ -709,7 +709,7 @@
                 <w:b w:val="0"/>
                 <w:sz w:val="20"/>
               </w:rPr>
-              <w:t>8 万元一次性</w:t>
+              <w:t>15 万元一次性</w:t>
             </w:r>
           </w:p>
         </w:tc>
@@ -741,7 +741,7 @@
                 <w:b w:val="0"/>
                 <w:sz w:val="20"/>
               </w:rPr>
-              <w:t>含人、材料、带看；试跑期不另收月度；可抵扣后续成功佣金，不退</w:t>
+              <w:t>含第一个月现场服务；全额抵扣后续成功佣金，不退</w:t>
             </w:r>
           </w:p>
         </w:tc>
@@ -759,7 +759,7 @@
                 <w:b w:val="0"/>
                 <w:sz w:val="20"/>
               </w:rPr>
-              <w:t>成功佣金 · 自拓</w:t>
+              <w:t>月度操盘费</w:t>
             </w:r>
           </w:p>
         </w:tc>
@@ -775,7 +775,73 @@
                 <w:b w:val="0"/>
                 <w:sz w:val="20"/>
               </w:rPr>
-              <w:t>首月不含税净租金 × 100%</w:t>
+              <w:t>8 万元 / 月</w:t>
+            </w:r>
+          </w:p>
+        </w:tc>
+        <w:tc>
+          <w:tcPr>
+            <w:tcW w:type="dxa" w:w="2351"/>
+          </w:tcPr>
+          <w:p>
+            <w:r/>
+            <w:r>
+              <w:rPr>
+                <w:rFonts w:ascii="Calibri" w:hAnsi="Calibri" w:eastAsia="WenQuanYi Micro Hei"/>
+                <w:b w:val="0"/>
+                <w:sz w:val="20"/>
+              </w:rPr>
+              <w:t>第 2 个自然月起，每月 5 日前</w:t>
+            </w:r>
+          </w:p>
+        </w:tc>
+        <w:tc>
+          <w:tcPr>
+            <w:tcW w:type="dxa" w:w="2351"/>
+          </w:tcPr>
+          <w:p>
+            <w:r/>
+            <w:r>
+              <w:rPr>
+                <w:rFonts w:ascii="Calibri" w:hAnsi="Calibri" w:eastAsia="WenQuanYi Micro Hei"/>
+                <w:b w:val="0"/>
+                <w:sz w:val="20"/>
+              </w:rPr>
+              <w:t>当月若有成功佣金，该月月度从佣金抵扣</w:t>
+            </w:r>
+          </w:p>
+        </w:tc>
+      </w:tr>
+      <w:tr>
+        <w:tc>
+          <w:tcPr>
+            <w:tcW w:type="dxa" w:w="2351"/>
+          </w:tcPr>
+          <w:p>
+            <w:r/>
+            <w:r>
+              <w:rPr>
+                <w:rFonts w:ascii="Calibri" w:hAnsi="Calibri" w:eastAsia="WenQuanYi Micro Hei"/>
+                <w:b w:val="0"/>
+                <w:sz w:val="20"/>
+              </w:rPr>
+              <w:t>成功佣金</w:t>
+            </w:r>
+          </w:p>
+        </w:tc>
+        <w:tc>
+          <w:tcPr>
+            <w:tcW w:type="dxa" w:w="2351"/>
+          </w:tcPr>
+          <w:p>
+            <w:r/>
+            <w:r>
+              <w:rPr>
+                <w:rFonts w:ascii="Calibri" w:hAnsi="Calibri" w:eastAsia="WenQuanYi Micro Hei"/>
+                <w:b w:val="0"/>
+                <w:sz w:val="20"/>
+              </w:rPr>
+              <w:t>首年租金 × 8%</w:t>
             </w:r>
           </w:p>
         </w:tc>
@@ -807,7 +873,7 @@
                 <w:b w:val="0"/>
                 <w:sz w:val="20"/>
               </w:rPr>
-              <w:t>与 02 号中介协议同一把尺；没签成不抽</w:t>
+              <w:t>基数不含税、不含物业、扣免租；链主不上浮；没签成不抽</w:t>
             </w:r>
           </w:p>
         </w:tc>
@@ -825,7 +891,7 @@
                 <w:b w:val="0"/>
                 <w:sz w:val="20"/>
               </w:rPr>
-              <w:t>成功佣金 · 锚定</w:t>
+              <w:t>中介成交 · 乙方</w:t>
             </w:r>
           </w:p>
         </w:tc>
@@ -841,7 +907,7 @@
                 <w:b w:val="0"/>
                 <w:sz w:val="20"/>
               </w:rPr>
-              <w:t>首月不含税净租金 × 150%</w:t>
+              <w:t>首年租金 × 4%</w:t>
             </w:r>
           </w:p>
         </w:tc>
@@ -857,7 +923,7 @@
                 <w:b w:val="0"/>
                 <w:sz w:val="20"/>
               </w:rPr>
-              <w:t>同上</w:t>
+              <w:t>与居间佣金同期</w:t>
             </w:r>
           </w:p>
         </w:tc>
@@ -873,139 +939,7 @@
                 <w:b w:val="0"/>
                 <w:sz w:val="20"/>
               </w:rPr>
-              <w:t>单户 ≥ 1,500 ㎡ 或整层，或书面确认的链主</w:t>
-            </w:r>
-          </w:p>
-        </w:tc>
-      </w:tr>
-      <w:tr>
-        <w:tc>
-          <w:tcPr>
-            <w:tcW w:type="dxa" w:w="2351"/>
-          </w:tcPr>
-          <w:p>
-            <w:r/>
-            <w:r>
-              <w:rPr>
-                <w:rFonts w:ascii="Calibri" w:hAnsi="Calibri" w:eastAsia="WenQuanYi Micro Hei"/>
-                <w:b w:val="0"/>
-                <w:sz w:val="20"/>
-              </w:rPr>
-              <w:t>中介成交</w:t>
-            </w:r>
-          </w:p>
-        </w:tc>
-        <w:tc>
-          <w:tcPr>
-            <w:tcW w:type="dxa" w:w="2351"/>
-          </w:tcPr>
-          <w:p>
-            <w:r/>
-            <w:r>
-              <w:rPr>
-                <w:rFonts w:ascii="Calibri" w:hAnsi="Calibri" w:eastAsia="WenQuanYi Micro Hei"/>
-                <w:b w:val="0"/>
-                <w:sz w:val="20"/>
-              </w:rPr>
-              <w:t>业主合计不超过上表该档</w:t>
-            </w:r>
-          </w:p>
-        </w:tc>
-        <w:tc>
-          <w:tcPr>
-            <w:tcW w:type="dxa" w:w="2351"/>
-          </w:tcPr>
-          <w:p>
-            <w:r/>
-            <w:r>
-              <w:rPr>
-                <w:rFonts w:ascii="Calibri" w:hAnsi="Calibri" w:eastAsia="WenQuanYi Micro Hei"/>
-                <w:b w:val="0"/>
-                <w:sz w:val="20"/>
-              </w:rPr>
-              <w:t>与中介居间协议同期结算</w:t>
-            </w:r>
-          </w:p>
-        </w:tc>
-        <w:tc>
-          <w:tcPr>
-            <w:tcW w:type="dxa" w:w="2351"/>
-          </w:tcPr>
-          <w:p>
-            <w:r/>
-            <w:r>
-              <w:rPr>
-                <w:rFonts w:ascii="Calibri" w:hAnsi="Calibri" w:eastAsia="WenQuanYi Micro Hei"/>
-                <w:b w:val="0"/>
-                <w:sz w:val="20"/>
-              </w:rPr>
-              <w:t>中介约 70% + 乙方约 30%；不再另付乙方半份满佣</w:t>
-            </w:r>
-          </w:p>
-        </w:tc>
-      </w:tr>
-      <w:tr>
-        <w:tc>
-          <w:tcPr>
-            <w:tcW w:type="dxa" w:w="2351"/>
-          </w:tcPr>
-          <w:p>
-            <w:r/>
-            <w:r>
-              <w:rPr>
-                <w:rFonts w:ascii="Calibri" w:hAnsi="Calibri" w:eastAsia="WenQuanYi Micro Hei"/>
-                <w:b w:val="0"/>
-                <w:sz w:val="20"/>
-              </w:rPr>
-              <w:t>转正后月度</w:t>
-            </w:r>
-          </w:p>
-        </w:tc>
-        <w:tc>
-          <w:tcPr>
-            <w:tcW w:type="dxa" w:w="2351"/>
-          </w:tcPr>
-          <w:p>
-            <w:r/>
-            <w:r>
-              <w:rPr>
-                <w:rFonts w:ascii="Calibri" w:hAnsi="Calibri" w:eastAsia="WenQuanYi Micro Hei"/>
-                <w:b w:val="0"/>
-                <w:sz w:val="20"/>
-              </w:rPr>
-              <w:t>4 万元 / 月</w:t>
-            </w:r>
-          </w:p>
-        </w:tc>
-        <w:tc>
-          <w:tcPr>
-            <w:tcW w:type="dxa" w:w="2351"/>
-          </w:tcPr>
-          <w:p>
-            <w:r/>
-            <w:r>
-              <w:rPr>
-                <w:rFonts w:ascii="Calibri" w:hAnsi="Calibri" w:eastAsia="WenQuanYi Micro Hei"/>
-                <w:b w:val="0"/>
-                <w:sz w:val="20"/>
-              </w:rPr>
-              <w:t>第 91 天起，每月 5 日前</w:t>
-            </w:r>
-          </w:p>
-        </w:tc>
-        <w:tc>
-          <w:tcPr>
-            <w:tcW w:type="dxa" w:w="2351"/>
-          </w:tcPr>
-          <w:p>
-            <w:r/>
-            <w:r>
-              <w:rPr>
-                <w:rFonts w:ascii="Calibri" w:hAnsi="Calibri" w:eastAsia="WenQuanYi Micro Hei"/>
-                <w:b w:val="0"/>
-                <w:sz w:val="20"/>
-              </w:rPr>
-              <w:t>当月若产生成功佣金，月度从该笔佣金抵扣</w:t>
+              <w:t>只收一半，不跟中介各收满额</w:t>
             </w:r>
           </w:p>
         </w:tc>
@@ -1030,7 +964,7 @@
           <w:b w:val="0"/>
           <w:sz w:val="22"/>
         </w:rPr>
-        <w:t>甲方自有客户未经报备成交：不付成功佣金；试跑期也不退包干。</w:t>
+        <w:t>甲方自有客户未经报备成交：不付成功佣金，月度照付。</w:t>
       </w:r>
     </w:p>
     <w:p>
@@ -1056,7 +990,7 @@
           <w:b w:val="0"/>
           <w:sz w:val="22"/>
         </w:rPr>
-        <w:t>包干不含：中介居间费（已含在「一套佣金」里）、闭门会茶歇、样板间工程、政府文件税费。</w:t>
+        <w:t>月度不含：中介居间费、闭门会茶歇、样板间工程、政府文件税费。</w:t>
       </w:r>
     </w:p>
     <w:p>
@@ -1069,7 +1003,7 @@
           <w:b w:val="0"/>
           <w:sz w:val="22"/>
         </w:rPr>
-        <w:t>对照：试跑 90 天若无成交，业主现金支出 8 万（旧口径约 39 万）。4,000 ㎡ 空一年按 6.5 元/㎡·天约少收 949 万。</w:t>
+        <w:t>8% 扣免租后大约合 0.7 个月面租金，比纯中介一个点软。试跑 90 天若无成交，现金约为启动 15 万 + 月度 16 万 = 31 万。4,000 ㎡ 空一年按 6.5 元/㎡·天约少收 949 万。</w:t>
       </w:r>
     </w:p>
     <w:p>
@@ -1207,7 +1141,7 @@
                 <w:b w:val="0"/>
                 <w:sz w:val="20"/>
               </w:rPr>
-              <w:t>试跑期收费</w:t>
+              <w:t>收费</w:t>
             </w:r>
           </w:p>
         </w:tc>
@@ -1223,7 +1157,7 @@
                 <w:b w:val="0"/>
                 <w:sz w:val="20"/>
               </w:rPr>
-              <w:t>只付 8 万包干 + 成交才付佣金</w:t>
+              <w:t>第四节三笔账全部适用，数字不减</w:t>
             </w:r>
           </w:p>
         </w:tc>
@@ -1239,7 +1173,7 @@
                 <w:b w:val="0"/>
                 <w:sz w:val="20"/>
               </w:rPr>
-              <w:t>8 万包干记作前 90 天费用，第 91 天起月度 4 万</w:t>
+              <w:t>同样适用</w:t>
             </w:r>
           </w:p>
         </w:tc>
@@ -1273,7 +1207,7 @@
                 <w:b w:val="0"/>
                 <w:sz w:val="20"/>
               </w:rPr>
-              <w:t>第 90 天复盘，可转正 / 再试 / 停；已发生佣金照付</w:t>
+              <w:t>第 90 天复盘，可转正 / 再试 / 停；之后月度停；启动费不退，可抵已发生佣金</w:t>
             </w:r>
           </w:p>
         </w:tc>
@@ -1323,7 +1257,7 @@
                 <w:b w:val="0"/>
                 <w:sz w:val="20"/>
               </w:rPr>
-              <w:t>书面确认后进入 12 个月独家 + 月度 4 万</w:t>
+              <w:t>书面确认后进入 12 个月独家，月度 8 万继续</w:t>
             </w:r>
           </w:p>
         </w:tc>
@@ -1436,7 +1370,7 @@
                 <w:b/>
                 <w:sz w:val="22"/>
               </w:rPr>
-              <w:t>90 天包干（未税）</w:t>
+              <w:t>启动费（未税）</w:t>
             </w:r>
           </w:p>
         </w:tc>
@@ -1452,7 +1386,7 @@
                 <w:b w:val="0"/>
                 <w:sz w:val="22"/>
               </w:rPr>
-              <w:t>人民币 __________ 万元（建议 8）</w:t>
+              <w:t>人民币 __________ 万元（建议 15，含首月，可抵扣佣金）</w:t>
             </w:r>
           </w:p>
         </w:tc>
@@ -1470,7 +1404,7 @@
                 <w:b/>
                 <w:sz w:val="22"/>
               </w:rPr>
-              <w:t>转正后月度（未税）</w:t>
+              <w:t>月度操盘费（未税）</w:t>
             </w:r>
           </w:p>
         </w:tc>
@@ -1486,7 +1420,7 @@
                 <w:b w:val="0"/>
                 <w:sz w:val="22"/>
               </w:rPr>
-              <w:t>人民币 __________ 万元/月（建议 4；当月佣金抵扣）</w:t>
+              <w:t>人民币 __________ 万元/月（建议 8，第 2 个月起；当月佣金可抵）</w:t>
             </w:r>
           </w:p>
         </w:tc>
@@ -1504,7 +1438,7 @@
                 <w:b/>
                 <w:sz w:val="22"/>
               </w:rPr>
-              <w:t>自拓成功佣金</w:t>
+              <w:t>成功佣金</w:t>
             </w:r>
           </w:p>
         </w:tc>
@@ -1520,7 +1454,7 @@
                 <w:b w:val="0"/>
                 <w:sz w:val="22"/>
               </w:rPr>
-              <w:t>首月不含税净租金 × ______ %（建议 100）</w:t>
+              <w:t>首年租金基数 × ______ %（建议 8，链主不上浮）</w:t>
             </w:r>
           </w:p>
         </w:tc>
@@ -1538,7 +1472,7 @@
                 <w:b/>
                 <w:sz w:val="22"/>
               </w:rPr>
-              <w:t>锚定成功佣金</w:t>
+              <w:t>中介成交乙方佣金</w:t>
             </w:r>
           </w:p>
         </w:tc>
@@ -1554,41 +1488,7 @@
                 <w:b w:val="0"/>
                 <w:sz w:val="22"/>
               </w:rPr>
-              <w:t>首月不含税净租金 × ______ %（建议 150）</w:t>
-            </w:r>
-          </w:p>
-        </w:tc>
-      </w:tr>
-      <w:tr>
-        <w:tc>
-          <w:tcPr>
-            <w:tcW w:type="dxa" w:w="4703"/>
-          </w:tcPr>
-          <w:p>
-            <w:r/>
-            <w:r>
-              <w:rPr>
-                <w:rFonts w:ascii="Calibri" w:hAnsi="Calibri" w:eastAsia="WenQuanYi Micro Hei"/>
-                <w:b/>
-                <w:sz w:val="22"/>
-              </w:rPr>
-              <w:t>中介成交业主总额</w:t>
-            </w:r>
-          </w:p>
-        </w:tc>
-        <w:tc>
-          <w:tcPr>
-            <w:tcW w:type="dxa" w:w="4703"/>
-          </w:tcPr>
-          <w:p>
-            <w:r/>
-            <w:r>
-              <w:rPr>
-                <w:rFonts w:ascii="Calibri" w:hAnsi="Calibri" w:eastAsia="WenQuanYi Micro Hei"/>
-                <w:b w:val="0"/>
-                <w:sz w:val="22"/>
-              </w:rPr>
-              <w:t>□ 不超过该档，中介与乙方内部分成</w:t>
+              <w:t>首年租金基数 × ______ %（建议 4）</w:t>
             </w:r>
           </w:p>
         </w:tc>
